--- a/docs/introduction to consultation.docx
+++ b/docs/introduction to consultation.docx
@@ -3,383 +3,870 @@
 <w:document xmlns:wpc="http://schemas.microsoft.com/office/word/2010/wordprocessingCanvas" xmlns:cx="http://schemas.microsoft.com/office/drawing/2014/chartex" xmlns:cx1="http://schemas.microsoft.com/office/drawing/2015/9/8/chartex" xmlns:cx2="http://schemas.microsoft.com/office/drawing/2015/10/21/chartex" xmlns:cx3="http://schemas.microsoft.com/office/drawing/2016/5/9/chartex" xmlns:cx4="http://schemas.microsoft.com/office/drawing/2016/5/10/chartex" xmlns:cx5="http://schemas.microsoft.com/office/drawing/2016/5/11/chartex" xmlns:cx6="http://schemas.microsoft.com/office/drawing/2016/5/12/chartex" xmlns:cx7="http://schemas.microsoft.com/office/drawing/2016/5/13/chartex" xmlns:cx8="http://schemas.microsoft.com/office/drawing/2016/5/14/chartex" xmlns:mc="http://schemas.openxmlformats.org/markup-compatibility/2006" xmlns:aink="http://schemas.microsoft.com/office/drawing/2016/ink" xmlns:am3d="http://schemas.microsoft.com/office/drawing/2017/model3d" xmlns:o="urn:schemas-microsoft-com:office:office" xmlns:oel="http://schemas.microsoft.com/office/2019/extlst" xmlns:r="http://schemas.openxmlformats.org/officeDocument/2006/relationships" xmlns:m="http://schemas.openxmlformats.org/officeDocument/2006/math" xmlns:v="urn:schemas-microsoft-com:vml" xmlns:wp14="http://schemas.microsoft.com/office/word/2010/wordprocessingDrawing" xmlns:wp="http://schemas.openxmlformats.org/drawingml/2006/wordprocessingDrawing" xmlns:w10="urn:schemas-microsoft-com:office:word" xmlns:w="http://schemas.openxmlformats.org/wordprocessingml/2006/main" xmlns:w14="http://schemas.microsoft.com/office/word/2010/wordml" xmlns:w15="http://schemas.microsoft.com/office/word/2012/wordml" xmlns:w16cex="http://schemas.microsoft.com/office/word/2018/wordml/cex" xmlns:w16cid="http://schemas.microsoft.com/office/word/2016/wordml/cid" xmlns:w16="http://schemas.microsoft.com/office/word/2018/wordml" xmlns:w16du="http://schemas.microsoft.com/office/word/2023/wordml/word16du" xmlns:w16sdtdh="http://schemas.microsoft.com/office/word/2020/wordml/sdtdatahash" xmlns:w16sdtfl="http://schemas.microsoft.com/office/word/2024/wordml/sdtformatlock" xmlns:w16se="http://schemas.microsoft.com/office/word/2015/wordml/symex" xmlns:wpg="http://schemas.microsoft.com/office/word/2010/wordprocessingGroup" xmlns:wpi="http://schemas.microsoft.com/office/word/2010/wordprocessingInk" xmlns:wne="http://schemas.microsoft.com/office/word/2006/wordml" xmlns:wps="http://schemas.microsoft.com/office/word/2010/wordprocessingShape" mc:Ignorable="w14 w15 w16se w16cid w16 w16cex w16sdtdh w16sdtfl w16du wp14">
   <w:body>
     <w:p>
-      <w:r>
+      <w:pPr>
         <w:rPr>
           <w:b/>
           <w:bCs/>
         </w:rPr>
-        <w:t># Consultant Introduction Document</w:t>
-      </w:r>
-    </w:p>
-    <w:p/>
-    <w:p>
+      </w:pPr>
       <w:r>
         <w:rPr>
           <w:b/>
           <w:bCs/>
         </w:rPr>
-        <w:t>## Overview</w:t>
-      </w:r>
-    </w:p>
-    <w:p>
-      <w:r>
-        <w:t>This document provides a step-by-step guide to using the Consultant section of the consultation platform. It explains how consultants can manage their work, upload timesheets and invoices, and maintain their profiles, along with details about the underlying code.</w:t>
-      </w:r>
-    </w:p>
-    <w:p/>
-    <w:p>
-      <w:r>
-        <w:t>---</w:t>
-      </w:r>
-    </w:p>
-    <w:p/>
-    <w:p>
-      <w:r>
+        <w:t>Consultant Introduction Document</w:t>
+      </w:r>
+    </w:p>
+    <w:p>
+      <w:pPr>
         <w:rPr>
           <w:b/>
           <w:bCs/>
         </w:rPr>
-        <w:t>## Getting Started with Consultant Section</w:t>
-      </w:r>
-    </w:p>
-    <w:p/>
-    <w:p>
+      </w:pPr>
       <w:r>
         <w:rPr>
           <w:b/>
           <w:bCs/>
         </w:rPr>
-        <w:t>### 1. Consultant Dashboard</w:t>
-      </w:r>
-    </w:p>
-    <w:p>
-      <w:r>
-        <w:t>- After logging in, you will see your personalized dashboard.</w:t>
-      </w:r>
-    </w:p>
-    <w:p>
-      <w:r>
-        <w:t>- The dashboard displays:</w:t>
-      </w:r>
-    </w:p>
-    <w:p>
-      <w:r>
-        <w:t>  - Total consultations completed.</w:t>
-      </w:r>
-    </w:p>
-    <w:p>
-      <w:r>
-        <w:t>  - Upcoming consultation sessions in the next 7 days.</w:t>
-      </w:r>
-    </w:p>
-    <w:p>
-      <w:r>
-        <w:t>  - Timesheet upload status for the current month.</w:t>
-      </w:r>
-    </w:p>
-    <w:p>
-      <w:r>
-        <w:t>  - Latest invoice status and invoice history.</w:t>
-      </w:r>
-    </w:p>
-    <w:p>
-      <w:r>
-        <w:t>  - Calendar events for upcoming sessions.</w:t>
-      </w:r>
-    </w:p>
-    <w:p>
-      <w:r>
-        <w:t>- Use this dashboard to get a quick overview of your activities.</w:t>
-      </w:r>
-    </w:p>
-    <w:p/>
-    <w:p>
-      <w:r>
+        <w:t>Overview</w:t>
+      </w:r>
+    </w:p>
+    <w:p>
+      <w:r>
+        <w:t>This comprehensive document serves as the definitive guide for consultants using the consultation platform. It covers all essential functionalities, workflows, profile management, and system interactions to ensure consultants have a complete understanding for effective use and future reference.</w:t>
+      </w:r>
+    </w:p>
+    <w:p>
+      <w:r>
+        <w:pict w14:anchorId="133DD9CF">
+          <v:rect id="_x0000_i1055" style="width:0;height:1.5pt" o:hralign="center" o:hrstd="t" o:hrnoshade="t" o:hr="t" fillcolor="#ccc" stroked="f"/>
+        </w:pict>
+      </w:r>
+    </w:p>
+    <w:p>
+      <w:pPr>
         <w:rPr>
           <w:b/>
           <w:bCs/>
         </w:rPr>
-        <w:t>### 2. Timesheet Management</w:t>
-      </w:r>
-    </w:p>
-    <w:p>
-      <w:r>
-        <w:t>- Navigate to the "Timesheet" page to upload your monthly timesheets.</w:t>
-      </w:r>
-    </w:p>
-    <w:p>
-      <w:r>
-        <w:t>- Upload Excel timesheet files which are automatically converted to CSV for processing.</w:t>
-      </w:r>
-    </w:p>
-    <w:p>
-      <w:r>
-        <w:t>- View your approved timesheets and their entries.</w:t>
-      </w:r>
-    </w:p>
-    <w:p>
-      <w:r>
-        <w:t>- You can also save and edit timesheet entries directly.</w:t>
-      </w:r>
-    </w:p>
-    <w:p>
-      <w:r>
-        <w:t>- Timesheets have statuses such as awaiting_review, approved, or rejected.</w:t>
-      </w:r>
-    </w:p>
-    <w:p/>
-    <w:p>
+      </w:pPr>
+      <w:r>
+        <w:rPr>
+          <w:b/>
+          <w:bCs/>
+        </w:rPr>
+        <w:t>Getting Started with the Consultant Section</w:t>
+      </w:r>
+    </w:p>
+    <w:p>
+      <w:pPr>
+        <w:rPr>
+          <w:b/>
+          <w:bCs/>
+        </w:rPr>
+      </w:pPr>
+      <w:r>
+        <w:rPr>
+          <w:b/>
+          <w:bCs/>
+        </w:rPr>
+        <w:t>1. Consultant Dashboard</w:t>
+      </w:r>
+    </w:p>
+    <w:p>
+      <w:pPr>
+        <w:numPr>
+          <w:ilvl w:val="0"/>
+          <w:numId w:val="1"/>
+        </w:numPr>
+      </w:pPr>
+      <w:r>
+        <w:t>Upon logging in, consultants are directed to their personalized dashboard.</w:t>
+      </w:r>
+    </w:p>
+    <w:p>
+      <w:pPr>
+        <w:numPr>
+          <w:ilvl w:val="0"/>
+          <w:numId w:val="1"/>
+        </w:numPr>
+      </w:pPr>
+      <w:r>
+        <w:t>The dashboard provides an overview of:</w:t>
+      </w:r>
+    </w:p>
+    <w:p>
+      <w:pPr>
+        <w:numPr>
+          <w:ilvl w:val="1"/>
+          <w:numId w:val="1"/>
+        </w:numPr>
+      </w:pPr>
+      <w:r>
+        <w:t>Total consultations completed.</w:t>
+      </w:r>
+    </w:p>
+    <w:p>
+      <w:pPr>
+        <w:numPr>
+          <w:ilvl w:val="1"/>
+          <w:numId w:val="1"/>
+        </w:numPr>
+      </w:pPr>
+      <w:r>
+        <w:t>Upcoming consultation sessions scheduled within the next 7 days.</w:t>
+      </w:r>
+    </w:p>
+    <w:p>
+      <w:pPr>
+        <w:numPr>
+          <w:ilvl w:val="1"/>
+          <w:numId w:val="1"/>
+        </w:numPr>
+      </w:pPr>
+      <w:r>
+        <w:t>Timesheet upload status for the current month.</w:t>
+      </w:r>
+    </w:p>
+    <w:p>
+      <w:pPr>
+        <w:numPr>
+          <w:ilvl w:val="1"/>
+          <w:numId w:val="1"/>
+        </w:numPr>
+      </w:pPr>
+      <w:r>
+        <w:t>Latest invoice status and invoice history.</w:t>
+      </w:r>
+    </w:p>
+    <w:p>
+      <w:pPr>
+        <w:numPr>
+          <w:ilvl w:val="1"/>
+          <w:numId w:val="1"/>
+        </w:numPr>
+      </w:pPr>
+      <w:r>
+        <w:t>Calendar events for upcoming sessions.</w:t>
+      </w:r>
+    </w:p>
+    <w:p>
+      <w:pPr>
+        <w:numPr>
+          <w:ilvl w:val="0"/>
+          <w:numId w:val="1"/>
+        </w:numPr>
+      </w:pPr>
+      <w:r>
+        <w:t>Interactive widgets and notifications help consultants stay informed about their activities and deadlines.</w:t>
+      </w:r>
+    </w:p>
+    <w:p>
+      <w:pPr>
+        <w:rPr>
+          <w:b/>
+          <w:bCs/>
+        </w:rPr>
+      </w:pPr>
+      <w:r>
+        <w:rPr>
+          <w:b/>
+          <w:bCs/>
+        </w:rPr>
+        <w:t>2. Timesheet Management</w:t>
+      </w:r>
+    </w:p>
+    <w:p>
+      <w:pPr>
+        <w:numPr>
+          <w:ilvl w:val="0"/>
+          <w:numId w:val="2"/>
+        </w:numPr>
+      </w:pPr>
+      <w:r>
+        <w:t>Accessible via the sidebar, the Timesheet section allows consultants to upload and manage their monthly timesheets.</w:t>
+      </w:r>
+    </w:p>
+    <w:p>
+      <w:pPr>
+        <w:numPr>
+          <w:ilvl w:val="0"/>
+          <w:numId w:val="2"/>
+        </w:numPr>
+      </w:pPr>
+      <w:r>
+        <w:t>Features include:</w:t>
+      </w:r>
+    </w:p>
+    <w:p>
+      <w:pPr>
+        <w:numPr>
+          <w:ilvl w:val="1"/>
+          <w:numId w:val="2"/>
+        </w:numPr>
+      </w:pPr>
+      <w:r>
+        <w:t>Uploading Excel timesheet files, which are automatically converted to CSV for processing.</w:t>
+      </w:r>
+    </w:p>
+    <w:p>
+      <w:pPr>
+        <w:numPr>
+          <w:ilvl w:val="1"/>
+          <w:numId w:val="2"/>
+        </w:numPr>
+      </w:pPr>
+      <w:r>
+        <w:t>Viewing approved timesheets and detailed entries.</w:t>
+      </w:r>
+    </w:p>
+    <w:p>
+      <w:pPr>
+        <w:numPr>
+          <w:ilvl w:val="1"/>
+          <w:numId w:val="2"/>
+        </w:numPr>
+      </w:pPr>
+      <w:r>
+        <w:t>Editing and saving timesheet entries directly within the platform.</w:t>
+      </w:r>
+    </w:p>
+    <w:p>
+      <w:pPr>
+        <w:numPr>
+          <w:ilvl w:val="1"/>
+          <w:numId w:val="2"/>
+        </w:numPr>
+      </w:pPr>
+      <w:r>
+        <w:t>Timesheets have statuses such as '</w:t>
+      </w:r>
+      <w:proofErr w:type="spellStart"/>
+      <w:r>
+        <w:t>awaiting_review</w:t>
+      </w:r>
+      <w:proofErr w:type="spellEnd"/>
+      <w:r>
+        <w:t>', 'approved', or 'rejected', with notifications for status changes.</w:t>
+      </w:r>
+    </w:p>
+    <w:p>
+      <w:pPr>
+        <w:numPr>
+          <w:ilvl w:val="0"/>
+          <w:numId w:val="2"/>
+        </w:numPr>
+      </w:pPr>
+      <w:r>
+        <w:t>The system validates uploaded timesheets for completeness and accuracy.</w:t>
+      </w:r>
+    </w:p>
+    <w:p>
+      <w:pPr>
+        <w:rPr>
+          <w:b/>
+          <w:bCs/>
+        </w:rPr>
+      </w:pPr>
+      <w:r>
+        <w:rPr>
+          <w:b/>
+          <w:bCs/>
+        </w:rPr>
+        <w:t>3. Invoice Management</w:t>
+      </w:r>
+    </w:p>
+    <w:p>
+      <w:pPr>
+        <w:numPr>
+          <w:ilvl w:val="0"/>
+          <w:numId w:val="3"/>
+        </w:numPr>
+      </w:pPr>
+      <w:r>
+        <w:lastRenderedPageBreak/>
+        <w:t>The Invoice section enables consultants to upload and track invoices corresponding to their work.</w:t>
+      </w:r>
+    </w:p>
+    <w:p>
+      <w:pPr>
+        <w:numPr>
+          <w:ilvl w:val="0"/>
+          <w:numId w:val="3"/>
+        </w:numPr>
+      </w:pPr>
+      <w:r>
+        <w:t>Key functionalities:</w:t>
+      </w:r>
+    </w:p>
+    <w:p>
+      <w:pPr>
+        <w:numPr>
+          <w:ilvl w:val="1"/>
+          <w:numId w:val="3"/>
+        </w:numPr>
+      </w:pPr>
+      <w:r>
+        <w:t>Uploading invoices for specific months.</w:t>
+      </w:r>
+    </w:p>
+    <w:p>
+      <w:pPr>
+        <w:numPr>
+          <w:ilvl w:val="1"/>
+          <w:numId w:val="3"/>
+        </w:numPr>
+      </w:pPr>
+      <w:r>
+        <w:t>Viewing invoice history and statuses including '</w:t>
+      </w:r>
+      <w:proofErr w:type="spellStart"/>
+      <w:r>
+        <w:t>awaiting_review</w:t>
+      </w:r>
+      <w:proofErr w:type="spellEnd"/>
+      <w:r>
+        <w:t>', 'approved', and 'rejected'.</w:t>
+      </w:r>
+    </w:p>
+    <w:p>
+      <w:pPr>
+        <w:numPr>
+          <w:ilvl w:val="1"/>
+          <w:numId w:val="3"/>
+        </w:numPr>
+      </w:pPr>
+      <w:r>
+        <w:t>Uploading multiple invoices and managing their details.</w:t>
+      </w:r>
+    </w:p>
+    <w:p>
+      <w:pPr>
+        <w:numPr>
+          <w:ilvl w:val="0"/>
+          <w:numId w:val="3"/>
+        </w:numPr>
+      </w:pPr>
+      <w:r>
+        <w:t>Notifications are sent upon invoice status updates to keep consultants informed.</w:t>
+      </w:r>
+    </w:p>
+    <w:p>
+      <w:pPr>
+        <w:rPr>
+          <w:b/>
+          <w:bCs/>
+        </w:rPr>
+      </w:pPr>
+      <w:r>
+        <w:rPr>
+          <w:b/>
+          <w:bCs/>
+        </w:rPr>
+        <w:t>4. Profile Management</w:t>
+      </w:r>
+    </w:p>
+    <w:p>
+      <w:pPr>
+        <w:numPr>
+          <w:ilvl w:val="0"/>
+          <w:numId w:val="4"/>
+        </w:numPr>
+      </w:pPr>
+      <w:r>
+        <w:t>Consultants can access their profile page to update personal information, banking details, and skills.</w:t>
+      </w:r>
+    </w:p>
+    <w:p>
+      <w:pPr>
+        <w:numPr>
+          <w:ilvl w:val="0"/>
+          <w:numId w:val="4"/>
+        </w:numPr>
+      </w:pPr>
+      <w:r>
+        <w:t>Features include:</w:t>
+      </w:r>
+    </w:p>
+    <w:p>
+      <w:pPr>
+        <w:numPr>
+          <w:ilvl w:val="1"/>
+          <w:numId w:val="4"/>
+        </w:numPr>
+      </w:pPr>
+      <w:r>
+        <w:t>Uploading or scrapping agreement documents.</w:t>
+      </w:r>
+    </w:p>
+    <w:p>
+      <w:pPr>
+        <w:numPr>
+          <w:ilvl w:val="1"/>
+          <w:numId w:val="4"/>
+        </w:numPr>
+      </w:pPr>
+      <w:r>
+        <w:t>Managing banking information securely.</w:t>
+      </w:r>
+    </w:p>
+    <w:p>
+      <w:pPr>
+        <w:numPr>
+          <w:ilvl w:val="1"/>
+          <w:numId w:val="4"/>
+        </w:numPr>
+      </w:pPr>
+      <w:r>
+        <w:t>Selecting skills from an admin-defined list via checkboxes.</w:t>
+      </w:r>
+    </w:p>
+    <w:p>
+      <w:pPr>
+        <w:numPr>
+          <w:ilvl w:val="1"/>
+          <w:numId w:val="4"/>
+        </w:numPr>
+      </w:pPr>
+      <w:r>
+        <w:t>Changing passwords securely using OTP verification sent to the registered email.</w:t>
+      </w:r>
+    </w:p>
+    <w:p>
+      <w:pPr>
+        <w:numPr>
+          <w:ilvl w:val="0"/>
+          <w:numId w:val="4"/>
+        </w:numPr>
+      </w:pPr>
+      <w:r>
+        <w:t>All sensitive data is encrypted and handled with strict security protocols.</w:t>
+      </w:r>
+    </w:p>
+    <w:p>
+      <w:pPr>
+        <w:rPr>
+          <w:b/>
+          <w:bCs/>
+        </w:rPr>
+      </w:pPr>
+      <w:r>
+        <w:rPr>
+          <w:b/>
+          <w:bCs/>
+        </w:rPr>
+        <w:t>5. Registration Process</w:t>
+      </w:r>
+    </w:p>
+    <w:p>
+      <w:pPr>
+        <w:numPr>
+          <w:ilvl w:val="0"/>
+          <w:numId w:val="5"/>
+        </w:numPr>
+      </w:pPr>
+      <w:r>
+        <w:t>New consultants register through a secure registration form accessed via an email invitation link.</w:t>
+      </w:r>
+    </w:p>
+    <w:p>
+      <w:pPr>
+        <w:numPr>
+          <w:ilvl w:val="0"/>
+          <w:numId w:val="5"/>
+        </w:numPr>
+      </w:pPr>
+      <w:r>
+        <w:t>The form includes prefilled fields such as name, mobile number, email, and agreement acceptance.</w:t>
+      </w:r>
+    </w:p>
+    <w:p>
+      <w:pPr>
+        <w:numPr>
+          <w:ilvl w:val="0"/>
+          <w:numId w:val="5"/>
+        </w:numPr>
+      </w:pPr>
+      <w:r>
+        <w:t>Consultants provide additional details including banking information, cost per hour, and skills.</w:t>
+      </w:r>
+    </w:p>
+    <w:p>
+      <w:pPr>
+        <w:numPr>
+          <w:ilvl w:val="0"/>
+          <w:numId w:val="5"/>
+        </w:numPr>
+      </w:pPr>
+      <w:r>
+        <w:t>Registration completion triggers notifications to the admin for approval.</w:t>
+      </w:r>
+    </w:p>
+    <w:p>
+      <w:r>
+        <w:pict w14:anchorId="46D98788">
+          <v:rect id="_x0000_i1056" style="width:0;height:1.5pt" o:hralign="center" o:hrstd="t" o:hrnoshade="t" o:hr="t" fillcolor="#ccc" stroked="f"/>
+        </w:pict>
+      </w:r>
+    </w:p>
+    <w:p>
+      <w:pPr>
+        <w:rPr>
+          <w:b/>
+          <w:bCs/>
+        </w:rPr>
+      </w:pPr>
+      <w:r>
+        <w:rPr>
+          <w:b/>
+          <w:bCs/>
+        </w:rPr>
+        <w:t>System Architecture and Codebase Overview</w:t>
+      </w:r>
+    </w:p>
+    <w:p>
+      <w:pPr>
+        <w:numPr>
+          <w:ilvl w:val="0"/>
+          <w:numId w:val="6"/>
+        </w:numPr>
+      </w:pPr>
+      <w:r>
+        <w:rPr>
+          <w:b/>
+          <w:bCs/>
+        </w:rPr>
+        <w:t>Views:</w:t>
+      </w:r>
+      <w:r>
+        <w:t> Consultant-related views and APIs are implemented in consultation/views.py.</w:t>
+      </w:r>
+    </w:p>
+    <w:p>
+      <w:pPr>
+        <w:numPr>
+          <w:ilvl w:val="0"/>
+          <w:numId w:val="6"/>
+        </w:numPr>
+      </w:pPr>
       <w:r>
         <w:rPr>
           <w:b/>
           <w:bCs/>
         </w:rPr>
         <w:lastRenderedPageBreak/>
-        <w:t>### 3. Invoice Management</w:t>
-      </w:r>
-    </w:p>
-    <w:p>
-      <w:r>
-        <w:t>- On the "Invoice" page, upload your invoices for the corresponding month.</w:t>
-      </w:r>
-    </w:p>
-    <w:p>
-      <w:r>
-        <w:t>- Track the status of your invoices (awaiting_review, approved, rejected).</w:t>
-      </w:r>
-    </w:p>
-    <w:p>
-      <w:r>
-        <w:t>- Upload multiple invoices and view your invoice history.</w:t>
-      </w:r>
-    </w:p>
-    <w:p/>
-    <w:p>
+        <w:t>Models:</w:t>
+      </w:r>
+      <w:r>
+        <w:t> Key models include </w:t>
+      </w:r>
+      <w:proofErr w:type="spellStart"/>
+      <w:r>
+        <w:t>ConsultantProfile</w:t>
+      </w:r>
+      <w:proofErr w:type="spellEnd"/>
+      <w:r>
+        <w:t>, Timesheet, and Invoice in consultation/models.py.</w:t>
+      </w:r>
+    </w:p>
+    <w:p>
+      <w:pPr>
+        <w:numPr>
+          <w:ilvl w:val="0"/>
+          <w:numId w:val="6"/>
+        </w:numPr>
+      </w:pPr>
       <w:r>
         <w:rPr>
           <w:b/>
           <w:bCs/>
         </w:rPr>
-        <w:t>### 4. Profile Management</w:t>
-      </w:r>
-    </w:p>
-    <w:p>
-      <w:r>
-        <w:t>- Access your profile page to update personal details, banking information, and skills.</w:t>
-      </w:r>
-    </w:p>
-    <w:p>
-      <w:r>
-        <w:t>- Upload or scrap agreement documents as needed.</w:t>
-      </w:r>
-    </w:p>
-    <w:p>
-      <w:r>
-        <w:t>- Change your password securely using OTP verification sent to your registered email.</w:t>
-      </w:r>
-    </w:p>
-    <w:p>
-      <w:r>
-        <w:t>- Passwords are encrypted and managed securely.</w:t>
-      </w:r>
-    </w:p>
-    <w:p/>
-    <w:p>
+        <w:t>Forms:</w:t>
+      </w:r>
+      <w:r>
+        <w:t> Consultant forms are in consultation/forms.py.</w:t>
+      </w:r>
+    </w:p>
+    <w:p>
+      <w:pPr>
+        <w:numPr>
+          <w:ilvl w:val="0"/>
+          <w:numId w:val="6"/>
+        </w:numPr>
+      </w:pPr>
       <w:r>
         <w:rPr>
           <w:b/>
           <w:bCs/>
         </w:rPr>
-        <w:t>### 5. Registration</w:t>
-      </w:r>
-    </w:p>
-    <w:p>
-      <w:r>
-        <w:t>- New consultants can register through the registration form.</w:t>
-      </w:r>
-    </w:p>
-    <w:p>
-      <w:r>
-        <w:t>- Provide personal, banking, and professional information including skills.</w:t>
-      </w:r>
-    </w:p>
-    <w:p>
-      <w:r>
-        <w:t>- Accept the agreement to complete registration.</w:t>
-      </w:r>
-    </w:p>
-    <w:p/>
-    <w:p>
-      <w:r>
-        <w:t>---</w:t>
-      </w:r>
-    </w:p>
-    <w:p/>
-    <w:p>
+        <w:t>Templates:</w:t>
+      </w:r>
+      <w:r>
+        <w:t xml:space="preserve"> Consultant templates </w:t>
+      </w:r>
+      <w:proofErr w:type="gramStart"/>
+      <w:r>
+        <w:t>are located in</w:t>
+      </w:r>
+      <w:proofErr w:type="gramEnd"/>
+      <w:r>
+        <w:t> consultation/templates/ (e.g., consultant_dashboard.html, consultant_timesheet.html).</w:t>
+      </w:r>
+    </w:p>
+    <w:p>
+      <w:pPr>
+        <w:numPr>
+          <w:ilvl w:val="0"/>
+          <w:numId w:val="6"/>
+        </w:numPr>
+      </w:pPr>
       <w:r>
         <w:rPr>
           <w:b/>
           <w:bCs/>
         </w:rPr>
-        <w:t>## Code Details</w:t>
-      </w:r>
-    </w:p>
-    <w:p/>
-    <w:p>
-      <w:r>
-        <w:t xml:space="preserve">- </w:t>
-      </w:r>
+        <w:t>File Uploads:</w:t>
+      </w:r>
+      <w:r>
+        <w:t> Timesheets and invoices are uploaded and stored using Django's file storage system.</w:t>
+      </w:r>
+    </w:p>
+    <w:p>
+      <w:pPr>
+        <w:numPr>
+          <w:ilvl w:val="0"/>
+          <w:numId w:val="6"/>
+        </w:numPr>
+      </w:pPr>
       <w:r>
         <w:rPr>
           <w:b/>
           <w:bCs/>
         </w:rPr>
-        <w:t>**Views:**</w:t>
-      </w:r>
-      <w:r>
-        <w:t xml:space="preserve"> Consultant views are implemented in `consultation/views.py`.</w:t>
-      </w:r>
-    </w:p>
-    <w:p>
-      <w:r>
-        <w:t xml:space="preserve">- </w:t>
-      </w:r>
+        <w:t>Security:</w:t>
+      </w:r>
+      <w:r>
+        <w:t> Password changes use OTP verification for added security.</w:t>
+      </w:r>
+    </w:p>
+    <w:p>
+      <w:pPr>
+        <w:numPr>
+          <w:ilvl w:val="0"/>
+          <w:numId w:val="6"/>
+        </w:numPr>
+      </w:pPr>
       <w:r>
         <w:rPr>
           <w:b/>
           <w:bCs/>
         </w:rPr>
-        <w:t>**Models:**</w:t>
-      </w:r>
-      <w:r>
-        <w:t xml:space="preserve"> Key models include `ConsultantProfile`, `Timesheet`, and `Invoice` in `consultation/models.py`.</w:t>
-      </w:r>
-    </w:p>
-    <w:p>
-      <w:r>
-        <w:t xml:space="preserve">- </w:t>
-      </w:r>
-      <w:r>
+        <w:t>Permissions:</w:t>
+      </w:r>
+      <w:r>
+        <w:t> Consultant views are protected with login and role checks.</w:t>
+      </w:r>
+    </w:p>
+    <w:p>
+      <w:r>
+        <w:pict w14:anchorId="22314220">
+          <v:rect id="_x0000_i1057" style="width:0;height:1.5pt" o:hralign="center" o:hrstd="t" o:hrnoshade="t" o:hr="t" fillcolor="#ccc" stroked="f"/>
+        </w:pict>
+      </w:r>
+    </w:p>
+    <w:p>
+      <w:pPr>
         <w:rPr>
           <w:b/>
           <w:bCs/>
         </w:rPr>
-        <w:t>**Forms:**</w:t>
-      </w:r>
-      <w:r>
-        <w:t xml:space="preserve"> Consultant forms are in `consultation/forms.py`.</w:t>
-      </w:r>
-    </w:p>
-    <w:p>
-      <w:r>
-        <w:t xml:space="preserve">- </w:t>
-      </w:r>
+      </w:pPr>
       <w:r>
         <w:rPr>
           <w:b/>
           <w:bCs/>
         </w:rPr>
-        <w:t>**Templates:**</w:t>
-      </w:r>
-      <w:r>
-        <w:t xml:space="preserve"> Consultant templates are located in `consultation/templates/` (e.g., `consultant_dashboard.html`, `consultant_timesheet.html`).</w:t>
-      </w:r>
-    </w:p>
-    <w:p>
-      <w:r>
-        <w:t xml:space="preserve">- </w:t>
-      </w:r>
-      <w:r>
+        <w:t>Workflows and Best Practices</w:t>
+      </w:r>
+    </w:p>
+    <w:p>
+      <w:pPr>
+        <w:numPr>
+          <w:ilvl w:val="0"/>
+          <w:numId w:val="7"/>
+        </w:numPr>
+      </w:pPr>
+      <w:r>
+        <w:t>Consultants should regularly upload accurate timesheets and invoices to ensure timely payments.</w:t>
+      </w:r>
+    </w:p>
+    <w:p>
+      <w:pPr>
+        <w:numPr>
+          <w:ilvl w:val="0"/>
+          <w:numId w:val="7"/>
+        </w:numPr>
+      </w:pPr>
+      <w:r>
+        <w:t>Profile information, especially banking details, must be kept up to date.</w:t>
+      </w:r>
+    </w:p>
+    <w:p>
+      <w:pPr>
+        <w:numPr>
+          <w:ilvl w:val="0"/>
+          <w:numId w:val="7"/>
+        </w:numPr>
+      </w:pPr>
+      <w:r>
+        <w:t>Passwords should be changed periodically using the secure OTP process.</w:t>
+      </w:r>
+    </w:p>
+    <w:p>
+      <w:pPr>
+        <w:numPr>
+          <w:ilvl w:val="0"/>
+          <w:numId w:val="7"/>
+        </w:numPr>
+      </w:pPr>
+      <w:r>
+        <w:t>Consultants should monitor dashboard notifications and respond promptly to status updates.</w:t>
+      </w:r>
+    </w:p>
+    <w:p>
+      <w:r>
+        <w:pict w14:anchorId="56C297AC">
+          <v:rect id="_x0000_i1058" style="width:0;height:1.5pt" o:hralign="center" o:hrstd="t" o:hrnoshade="t" o:hr="t" fillcolor="#ccc" stroked="f"/>
+        </w:pict>
+      </w:r>
+    </w:p>
+    <w:p>
+      <w:pPr>
         <w:rPr>
           <w:b/>
           <w:bCs/>
         </w:rPr>
-        <w:t>**File Uploads:**</w:t>
-      </w:r>
-      <w:r>
-        <w:t xml:space="preserve"> Timesheets and invoices are uploaded and stored using Django's file storage system.</w:t>
-      </w:r>
-    </w:p>
-    <w:p>
-      <w:r>
-        <w:t xml:space="preserve">- </w:t>
-      </w:r>
+      </w:pPr>
       <w:r>
         <w:rPr>
           <w:b/>
           <w:bCs/>
         </w:rPr>
-        <w:t>**Security:**</w:t>
-      </w:r>
-      <w:r>
-        <w:t xml:space="preserve"> Password changes use OTP verification for added security.</w:t>
-      </w:r>
-    </w:p>
-    <w:p>
-      <w:r>
-        <w:lastRenderedPageBreak/>
-        <w:t xml:space="preserve">- </w:t>
-      </w:r>
-      <w:r>
+        <w:t>Scalability and Extensibility</w:t>
+      </w:r>
+    </w:p>
+    <w:p>
+      <w:pPr>
+        <w:numPr>
+          <w:ilvl w:val="0"/>
+          <w:numId w:val="8"/>
+        </w:numPr>
+      </w:pPr>
+      <w:r>
+        <w:t>The consultant module supports multiple consultants with individual profiles and secure data.</w:t>
+      </w:r>
+    </w:p>
+    <w:p>
+      <w:pPr>
+        <w:numPr>
+          <w:ilvl w:val="0"/>
+          <w:numId w:val="8"/>
+        </w:numPr>
+      </w:pPr>
+      <w:r>
+        <w:t>File storage abstraction allows scaling file uploads.</w:t>
+      </w:r>
+    </w:p>
+    <w:p>
+      <w:pPr>
+        <w:numPr>
+          <w:ilvl w:val="0"/>
+          <w:numId w:val="8"/>
+        </w:numPr>
+      </w:pPr>
+      <w:r>
+        <w:t>OTP-based password management enhances security.</w:t>
+      </w:r>
+    </w:p>
+    <w:p>
+      <w:pPr>
+        <w:numPr>
+          <w:ilvl w:val="0"/>
+          <w:numId w:val="8"/>
+        </w:numPr>
+      </w:pPr>
+      <w:r>
+        <w:t>Skills are managed as a many-to-many relationship for flexible tagging.</w:t>
+      </w:r>
+    </w:p>
+    <w:p>
+      <w:pPr>
+        <w:numPr>
+          <w:ilvl w:val="0"/>
+          <w:numId w:val="8"/>
+        </w:numPr>
+      </w:pPr>
+      <w:r>
+        <w:t>Future enhancements can include mobile app support, automated notifications, and advanced reporting.</w:t>
+      </w:r>
+    </w:p>
+    <w:p>
+      <w:r>
+        <w:pict w14:anchorId="0241775B">
+          <v:rect id="_x0000_i1059" style="width:0;height:1.5pt" o:hralign="center" o:hrstd="t" o:hrnoshade="t" o:hr="t" fillcolor="#ccc" stroked="f"/>
+        </w:pict>
+      </w:r>
+    </w:p>
+    <w:p>
+      <w:pPr>
         <w:rPr>
           <w:b/>
           <w:bCs/>
         </w:rPr>
-        <w:t>**Permissions:**</w:t>
-      </w:r>
-      <w:r>
-        <w:t xml:space="preserve"> Consultant views are protected with login and role checks.</w:t>
-      </w:r>
-    </w:p>
-    <w:p/>
-    <w:p>
-      <w:r>
-        <w:t>---</w:t>
-      </w:r>
-    </w:p>
-    <w:p/>
-    <w:p>
+      </w:pPr>
       <w:r>
         <w:rPr>
           <w:b/>
           <w:bCs/>
         </w:rPr>
-        <w:t>## Scalability and Extensibility</w:t>
-      </w:r>
-    </w:p>
-    <w:p/>
-    <w:p>
-      <w:r>
-        <w:t>- The consultant module supports multiple consultants with individual profiles and secure data.</w:t>
-      </w:r>
-    </w:p>
-    <w:p>
-      <w:r>
-        <w:t>- File storage abstraction allows scaling file uploads.</w:t>
-      </w:r>
-    </w:p>
-    <w:p>
-      <w:r>
-        <w:t>- OTP-based password management enhances security.</w:t>
-      </w:r>
-    </w:p>
-    <w:p>
-      <w:r>
-        <w:t>- Skills are managed as a many-to-many relationship for flexible tagging.</w:t>
-      </w:r>
-    </w:p>
-    <w:p>
-      <w:r>
-        <w:t>- Future enhancements can include mobile app support, automated notifications, and advanced reporting.</w:t>
-      </w:r>
-    </w:p>
-    <w:p/>
-    <w:p>
-      <w:r>
-        <w:t>---</w:t>
-      </w:r>
-    </w:p>
-    <w:p/>
+        <w:t>Troubleshooting and Support</w:t>
+      </w:r>
+    </w:p>
+    <w:p>
+      <w:pPr>
+        <w:numPr>
+          <w:ilvl w:val="0"/>
+          <w:numId w:val="9"/>
+        </w:numPr>
+      </w:pPr>
+      <w:r>
+        <w:t>Common issues include login problems, file upload errors, and profile update failures.</w:t>
+      </w:r>
+    </w:p>
+    <w:p>
+      <w:pPr>
+        <w:numPr>
+          <w:ilvl w:val="0"/>
+          <w:numId w:val="9"/>
+        </w:numPr>
+      </w:pPr>
+      <w:r>
+        <w:lastRenderedPageBreak/>
+        <w:t>Consultants should check email notifications for guidance on status changes.</w:t>
+      </w:r>
+    </w:p>
+    <w:p>
+      <w:pPr>
+        <w:numPr>
+          <w:ilvl w:val="0"/>
+          <w:numId w:val="9"/>
+        </w:numPr>
+      </w:pPr>
+      <w:r>
+        <w:t>For unresolved issues, contact the admin team or development support.</w:t>
+      </w:r>
+    </w:p>
     <w:p/>
     <w:sectPr>
       <w:pgSz w:w="11906" w:h="16838"/>
@@ -389,6 +876,1379 @@
     </w:sectPr>
   </w:body>
 </w:document>
+</file>
+
+<file path=word/numbering.xml><?xml version="1.0" encoding="utf-8"?>
+<w:numbering xmlns:wpc="http://schemas.microsoft.com/office/word/2010/wordprocessingCanvas" xmlns:cx="http://schemas.microsoft.com/office/drawing/2014/chartex" xmlns:cx1="http://schemas.microsoft.com/office/drawing/2015/9/8/chartex" xmlns:cx2="http://schemas.microsoft.com/office/drawing/2015/10/21/chartex" xmlns:cx3="http://schemas.microsoft.com/office/drawing/2016/5/9/chartex" xmlns:cx4="http://schemas.microsoft.com/office/drawing/2016/5/10/chartex" xmlns:cx5="http://schemas.microsoft.com/office/drawing/2016/5/11/chartex" xmlns:cx6="http://schemas.microsoft.com/office/drawing/2016/5/12/chartex" xmlns:cx7="http://schemas.microsoft.com/office/drawing/2016/5/13/chartex" xmlns:cx8="http://schemas.microsoft.com/office/drawing/2016/5/14/chartex" xmlns:mc="http://schemas.openxmlformats.org/markup-compatibility/2006" xmlns:aink="http://schemas.microsoft.com/office/drawing/2016/ink" xmlns:am3d="http://schemas.microsoft.com/office/drawing/2017/model3d" xmlns:o="urn:schemas-microsoft-com:office:office" xmlns:oel="http://schemas.microsoft.com/office/2019/extlst" xmlns:r="http://schemas.openxmlformats.org/officeDocument/2006/relationships" xmlns:m="http://schemas.openxmlformats.org/officeDocument/2006/math" xmlns:v="urn:schemas-microsoft-com:vml" xmlns:wp14="http://schemas.microsoft.com/office/word/2010/wordprocessingDrawing" xmlns:wp="http://schemas.openxmlformats.org/drawingml/2006/wordprocessingDrawing" xmlns:w10="urn:schemas-microsoft-com:office:word" xmlns:w="http://schemas.openxmlformats.org/wordprocessingml/2006/main" xmlns:w14="http://schemas.microsoft.com/office/word/2010/wordml" xmlns:w15="http://schemas.microsoft.com/office/word/2012/wordml" xmlns:w16cex="http://schemas.microsoft.com/office/word/2018/wordml/cex" xmlns:w16cid="http://schemas.microsoft.com/office/word/2016/wordml/cid" xmlns:w16="http://schemas.microsoft.com/office/word/2018/wordml" xmlns:w16du="http://schemas.microsoft.com/office/word/2023/wordml/word16du" xmlns:w16sdtdh="http://schemas.microsoft.com/office/word/2020/wordml/sdtdatahash" xmlns:w16sdtfl="http://schemas.microsoft.com/office/word/2024/wordml/sdtformatlock" xmlns:w16se="http://schemas.microsoft.com/office/word/2015/wordml/symex" xmlns:wpg="http://schemas.microsoft.com/office/word/2010/wordprocessingGroup" xmlns:wpi="http://schemas.microsoft.com/office/word/2010/wordprocessingInk" xmlns:wne="http://schemas.microsoft.com/office/word/2006/wordml" xmlns:wps="http://schemas.microsoft.com/office/word/2010/wordprocessingShape" mc:Ignorable="w14 w15 w16se w16cid w16 w16cex w16sdtdh w16sdtfl w16du wp14">
+  <w:abstractNum w:abstractNumId="0" w15:restartNumberingAfterBreak="0">
+    <w:nsid w:val="2041229A"/>
+    <w:multiLevelType w:val="multilevel"/>
+    <w:tmpl w:val="6214EE16"/>
+    <w:lvl w:ilvl="0">
+      <w:start w:val="1"/>
+      <w:numFmt w:val="bullet"/>
+      <w:lvlText w:val=""/>
+      <w:lvlJc w:val="left"/>
+      <w:pPr>
+        <w:tabs>
+          <w:tab w:val="num" w:pos="720"/>
+        </w:tabs>
+        <w:ind w:left="720" w:hanging="360"/>
+      </w:pPr>
+      <w:rPr>
+        <w:rFonts w:ascii="Symbol" w:hAnsi="Symbol" w:hint="default"/>
+        <w:sz w:val="20"/>
+      </w:rPr>
+    </w:lvl>
+    <w:lvl w:ilvl="1">
+      <w:start w:val="1"/>
+      <w:numFmt w:val="bullet"/>
+      <w:lvlText w:val="o"/>
+      <w:lvlJc w:val="left"/>
+      <w:pPr>
+        <w:tabs>
+          <w:tab w:val="num" w:pos="1440"/>
+        </w:tabs>
+        <w:ind w:left="1440" w:hanging="360"/>
+      </w:pPr>
+      <w:rPr>
+        <w:rFonts w:ascii="Courier New" w:hAnsi="Courier New" w:hint="default"/>
+        <w:sz w:val="20"/>
+      </w:rPr>
+    </w:lvl>
+    <w:lvl w:ilvl="2" w:tentative="1">
+      <w:start w:val="1"/>
+      <w:numFmt w:val="bullet"/>
+      <w:lvlText w:val=""/>
+      <w:lvlJc w:val="left"/>
+      <w:pPr>
+        <w:tabs>
+          <w:tab w:val="num" w:pos="2160"/>
+        </w:tabs>
+        <w:ind w:left="2160" w:hanging="360"/>
+      </w:pPr>
+      <w:rPr>
+        <w:rFonts w:ascii="Wingdings" w:hAnsi="Wingdings" w:hint="default"/>
+        <w:sz w:val="20"/>
+      </w:rPr>
+    </w:lvl>
+    <w:lvl w:ilvl="3" w:tentative="1">
+      <w:start w:val="1"/>
+      <w:numFmt w:val="bullet"/>
+      <w:lvlText w:val=""/>
+      <w:lvlJc w:val="left"/>
+      <w:pPr>
+        <w:tabs>
+          <w:tab w:val="num" w:pos="2880"/>
+        </w:tabs>
+        <w:ind w:left="2880" w:hanging="360"/>
+      </w:pPr>
+      <w:rPr>
+        <w:rFonts w:ascii="Wingdings" w:hAnsi="Wingdings" w:hint="default"/>
+        <w:sz w:val="20"/>
+      </w:rPr>
+    </w:lvl>
+    <w:lvl w:ilvl="4" w:tentative="1">
+      <w:start w:val="1"/>
+      <w:numFmt w:val="bullet"/>
+      <w:lvlText w:val=""/>
+      <w:lvlJc w:val="left"/>
+      <w:pPr>
+        <w:tabs>
+          <w:tab w:val="num" w:pos="3600"/>
+        </w:tabs>
+        <w:ind w:left="3600" w:hanging="360"/>
+      </w:pPr>
+      <w:rPr>
+        <w:rFonts w:ascii="Wingdings" w:hAnsi="Wingdings" w:hint="default"/>
+        <w:sz w:val="20"/>
+      </w:rPr>
+    </w:lvl>
+    <w:lvl w:ilvl="5" w:tentative="1">
+      <w:start w:val="1"/>
+      <w:numFmt w:val="bullet"/>
+      <w:lvlText w:val=""/>
+      <w:lvlJc w:val="left"/>
+      <w:pPr>
+        <w:tabs>
+          <w:tab w:val="num" w:pos="4320"/>
+        </w:tabs>
+        <w:ind w:left="4320" w:hanging="360"/>
+      </w:pPr>
+      <w:rPr>
+        <w:rFonts w:ascii="Wingdings" w:hAnsi="Wingdings" w:hint="default"/>
+        <w:sz w:val="20"/>
+      </w:rPr>
+    </w:lvl>
+    <w:lvl w:ilvl="6" w:tentative="1">
+      <w:start w:val="1"/>
+      <w:numFmt w:val="bullet"/>
+      <w:lvlText w:val=""/>
+      <w:lvlJc w:val="left"/>
+      <w:pPr>
+        <w:tabs>
+          <w:tab w:val="num" w:pos="5040"/>
+        </w:tabs>
+        <w:ind w:left="5040" w:hanging="360"/>
+      </w:pPr>
+      <w:rPr>
+        <w:rFonts w:ascii="Wingdings" w:hAnsi="Wingdings" w:hint="default"/>
+        <w:sz w:val="20"/>
+      </w:rPr>
+    </w:lvl>
+    <w:lvl w:ilvl="7" w:tentative="1">
+      <w:start w:val="1"/>
+      <w:numFmt w:val="bullet"/>
+      <w:lvlText w:val=""/>
+      <w:lvlJc w:val="left"/>
+      <w:pPr>
+        <w:tabs>
+          <w:tab w:val="num" w:pos="5760"/>
+        </w:tabs>
+        <w:ind w:left="5760" w:hanging="360"/>
+      </w:pPr>
+      <w:rPr>
+        <w:rFonts w:ascii="Wingdings" w:hAnsi="Wingdings" w:hint="default"/>
+        <w:sz w:val="20"/>
+      </w:rPr>
+    </w:lvl>
+    <w:lvl w:ilvl="8" w:tentative="1">
+      <w:start w:val="1"/>
+      <w:numFmt w:val="bullet"/>
+      <w:lvlText w:val=""/>
+      <w:lvlJc w:val="left"/>
+      <w:pPr>
+        <w:tabs>
+          <w:tab w:val="num" w:pos="6480"/>
+        </w:tabs>
+        <w:ind w:left="6480" w:hanging="360"/>
+      </w:pPr>
+      <w:rPr>
+        <w:rFonts w:ascii="Wingdings" w:hAnsi="Wingdings" w:hint="default"/>
+        <w:sz w:val="20"/>
+      </w:rPr>
+    </w:lvl>
+  </w:abstractNum>
+  <w:abstractNum w:abstractNumId="1" w15:restartNumberingAfterBreak="0">
+    <w:nsid w:val="304D2F99"/>
+    <w:multiLevelType w:val="multilevel"/>
+    <w:tmpl w:val="9A704BC0"/>
+    <w:lvl w:ilvl="0">
+      <w:start w:val="1"/>
+      <w:numFmt w:val="bullet"/>
+      <w:lvlText w:val=""/>
+      <w:lvlJc w:val="left"/>
+      <w:pPr>
+        <w:tabs>
+          <w:tab w:val="num" w:pos="720"/>
+        </w:tabs>
+        <w:ind w:left="720" w:hanging="360"/>
+      </w:pPr>
+      <w:rPr>
+        <w:rFonts w:ascii="Symbol" w:hAnsi="Symbol" w:hint="default"/>
+        <w:sz w:val="20"/>
+      </w:rPr>
+    </w:lvl>
+    <w:lvl w:ilvl="1" w:tentative="1">
+      <w:start w:val="1"/>
+      <w:numFmt w:val="bullet"/>
+      <w:lvlText w:val="o"/>
+      <w:lvlJc w:val="left"/>
+      <w:pPr>
+        <w:tabs>
+          <w:tab w:val="num" w:pos="1440"/>
+        </w:tabs>
+        <w:ind w:left="1440" w:hanging="360"/>
+      </w:pPr>
+      <w:rPr>
+        <w:rFonts w:ascii="Courier New" w:hAnsi="Courier New" w:hint="default"/>
+        <w:sz w:val="20"/>
+      </w:rPr>
+    </w:lvl>
+    <w:lvl w:ilvl="2" w:tentative="1">
+      <w:start w:val="1"/>
+      <w:numFmt w:val="bullet"/>
+      <w:lvlText w:val=""/>
+      <w:lvlJc w:val="left"/>
+      <w:pPr>
+        <w:tabs>
+          <w:tab w:val="num" w:pos="2160"/>
+        </w:tabs>
+        <w:ind w:left="2160" w:hanging="360"/>
+      </w:pPr>
+      <w:rPr>
+        <w:rFonts w:ascii="Wingdings" w:hAnsi="Wingdings" w:hint="default"/>
+        <w:sz w:val="20"/>
+      </w:rPr>
+    </w:lvl>
+    <w:lvl w:ilvl="3" w:tentative="1">
+      <w:start w:val="1"/>
+      <w:numFmt w:val="bullet"/>
+      <w:lvlText w:val=""/>
+      <w:lvlJc w:val="left"/>
+      <w:pPr>
+        <w:tabs>
+          <w:tab w:val="num" w:pos="2880"/>
+        </w:tabs>
+        <w:ind w:left="2880" w:hanging="360"/>
+      </w:pPr>
+      <w:rPr>
+        <w:rFonts w:ascii="Wingdings" w:hAnsi="Wingdings" w:hint="default"/>
+        <w:sz w:val="20"/>
+      </w:rPr>
+    </w:lvl>
+    <w:lvl w:ilvl="4" w:tentative="1">
+      <w:start w:val="1"/>
+      <w:numFmt w:val="bullet"/>
+      <w:lvlText w:val=""/>
+      <w:lvlJc w:val="left"/>
+      <w:pPr>
+        <w:tabs>
+          <w:tab w:val="num" w:pos="3600"/>
+        </w:tabs>
+        <w:ind w:left="3600" w:hanging="360"/>
+      </w:pPr>
+      <w:rPr>
+        <w:rFonts w:ascii="Wingdings" w:hAnsi="Wingdings" w:hint="default"/>
+        <w:sz w:val="20"/>
+      </w:rPr>
+    </w:lvl>
+    <w:lvl w:ilvl="5" w:tentative="1">
+      <w:start w:val="1"/>
+      <w:numFmt w:val="bullet"/>
+      <w:lvlText w:val=""/>
+      <w:lvlJc w:val="left"/>
+      <w:pPr>
+        <w:tabs>
+          <w:tab w:val="num" w:pos="4320"/>
+        </w:tabs>
+        <w:ind w:left="4320" w:hanging="360"/>
+      </w:pPr>
+      <w:rPr>
+        <w:rFonts w:ascii="Wingdings" w:hAnsi="Wingdings" w:hint="default"/>
+        <w:sz w:val="20"/>
+      </w:rPr>
+    </w:lvl>
+    <w:lvl w:ilvl="6" w:tentative="1">
+      <w:start w:val="1"/>
+      <w:numFmt w:val="bullet"/>
+      <w:lvlText w:val=""/>
+      <w:lvlJc w:val="left"/>
+      <w:pPr>
+        <w:tabs>
+          <w:tab w:val="num" w:pos="5040"/>
+        </w:tabs>
+        <w:ind w:left="5040" w:hanging="360"/>
+      </w:pPr>
+      <w:rPr>
+        <w:rFonts w:ascii="Wingdings" w:hAnsi="Wingdings" w:hint="default"/>
+        <w:sz w:val="20"/>
+      </w:rPr>
+    </w:lvl>
+    <w:lvl w:ilvl="7" w:tentative="1">
+      <w:start w:val="1"/>
+      <w:numFmt w:val="bullet"/>
+      <w:lvlText w:val=""/>
+      <w:lvlJc w:val="left"/>
+      <w:pPr>
+        <w:tabs>
+          <w:tab w:val="num" w:pos="5760"/>
+        </w:tabs>
+        <w:ind w:left="5760" w:hanging="360"/>
+      </w:pPr>
+      <w:rPr>
+        <w:rFonts w:ascii="Wingdings" w:hAnsi="Wingdings" w:hint="default"/>
+        <w:sz w:val="20"/>
+      </w:rPr>
+    </w:lvl>
+    <w:lvl w:ilvl="8" w:tentative="1">
+      <w:start w:val="1"/>
+      <w:numFmt w:val="bullet"/>
+      <w:lvlText w:val=""/>
+      <w:lvlJc w:val="left"/>
+      <w:pPr>
+        <w:tabs>
+          <w:tab w:val="num" w:pos="6480"/>
+        </w:tabs>
+        <w:ind w:left="6480" w:hanging="360"/>
+      </w:pPr>
+      <w:rPr>
+        <w:rFonts w:ascii="Wingdings" w:hAnsi="Wingdings" w:hint="default"/>
+        <w:sz w:val="20"/>
+      </w:rPr>
+    </w:lvl>
+  </w:abstractNum>
+  <w:abstractNum w:abstractNumId="2" w15:restartNumberingAfterBreak="0">
+    <w:nsid w:val="3880587D"/>
+    <w:multiLevelType w:val="multilevel"/>
+    <w:tmpl w:val="D9FA0F2C"/>
+    <w:lvl w:ilvl="0">
+      <w:start w:val="1"/>
+      <w:numFmt w:val="bullet"/>
+      <w:lvlText w:val=""/>
+      <w:lvlJc w:val="left"/>
+      <w:pPr>
+        <w:tabs>
+          <w:tab w:val="num" w:pos="720"/>
+        </w:tabs>
+        <w:ind w:left="720" w:hanging="360"/>
+      </w:pPr>
+      <w:rPr>
+        <w:rFonts w:ascii="Symbol" w:hAnsi="Symbol" w:hint="default"/>
+        <w:sz w:val="20"/>
+      </w:rPr>
+    </w:lvl>
+    <w:lvl w:ilvl="1">
+      <w:start w:val="1"/>
+      <w:numFmt w:val="bullet"/>
+      <w:lvlText w:val="o"/>
+      <w:lvlJc w:val="left"/>
+      <w:pPr>
+        <w:tabs>
+          <w:tab w:val="num" w:pos="1440"/>
+        </w:tabs>
+        <w:ind w:left="1440" w:hanging="360"/>
+      </w:pPr>
+      <w:rPr>
+        <w:rFonts w:ascii="Courier New" w:hAnsi="Courier New" w:hint="default"/>
+        <w:sz w:val="20"/>
+      </w:rPr>
+    </w:lvl>
+    <w:lvl w:ilvl="2" w:tentative="1">
+      <w:start w:val="1"/>
+      <w:numFmt w:val="bullet"/>
+      <w:lvlText w:val=""/>
+      <w:lvlJc w:val="left"/>
+      <w:pPr>
+        <w:tabs>
+          <w:tab w:val="num" w:pos="2160"/>
+        </w:tabs>
+        <w:ind w:left="2160" w:hanging="360"/>
+      </w:pPr>
+      <w:rPr>
+        <w:rFonts w:ascii="Wingdings" w:hAnsi="Wingdings" w:hint="default"/>
+        <w:sz w:val="20"/>
+      </w:rPr>
+    </w:lvl>
+    <w:lvl w:ilvl="3" w:tentative="1">
+      <w:start w:val="1"/>
+      <w:numFmt w:val="bullet"/>
+      <w:lvlText w:val=""/>
+      <w:lvlJc w:val="left"/>
+      <w:pPr>
+        <w:tabs>
+          <w:tab w:val="num" w:pos="2880"/>
+        </w:tabs>
+        <w:ind w:left="2880" w:hanging="360"/>
+      </w:pPr>
+      <w:rPr>
+        <w:rFonts w:ascii="Wingdings" w:hAnsi="Wingdings" w:hint="default"/>
+        <w:sz w:val="20"/>
+      </w:rPr>
+    </w:lvl>
+    <w:lvl w:ilvl="4" w:tentative="1">
+      <w:start w:val="1"/>
+      <w:numFmt w:val="bullet"/>
+      <w:lvlText w:val=""/>
+      <w:lvlJc w:val="left"/>
+      <w:pPr>
+        <w:tabs>
+          <w:tab w:val="num" w:pos="3600"/>
+        </w:tabs>
+        <w:ind w:left="3600" w:hanging="360"/>
+      </w:pPr>
+      <w:rPr>
+        <w:rFonts w:ascii="Wingdings" w:hAnsi="Wingdings" w:hint="default"/>
+        <w:sz w:val="20"/>
+      </w:rPr>
+    </w:lvl>
+    <w:lvl w:ilvl="5" w:tentative="1">
+      <w:start w:val="1"/>
+      <w:numFmt w:val="bullet"/>
+      <w:lvlText w:val=""/>
+      <w:lvlJc w:val="left"/>
+      <w:pPr>
+        <w:tabs>
+          <w:tab w:val="num" w:pos="4320"/>
+        </w:tabs>
+        <w:ind w:left="4320" w:hanging="360"/>
+      </w:pPr>
+      <w:rPr>
+        <w:rFonts w:ascii="Wingdings" w:hAnsi="Wingdings" w:hint="default"/>
+        <w:sz w:val="20"/>
+      </w:rPr>
+    </w:lvl>
+    <w:lvl w:ilvl="6" w:tentative="1">
+      <w:start w:val="1"/>
+      <w:numFmt w:val="bullet"/>
+      <w:lvlText w:val=""/>
+      <w:lvlJc w:val="left"/>
+      <w:pPr>
+        <w:tabs>
+          <w:tab w:val="num" w:pos="5040"/>
+        </w:tabs>
+        <w:ind w:left="5040" w:hanging="360"/>
+      </w:pPr>
+      <w:rPr>
+        <w:rFonts w:ascii="Wingdings" w:hAnsi="Wingdings" w:hint="default"/>
+        <w:sz w:val="20"/>
+      </w:rPr>
+    </w:lvl>
+    <w:lvl w:ilvl="7" w:tentative="1">
+      <w:start w:val="1"/>
+      <w:numFmt w:val="bullet"/>
+      <w:lvlText w:val=""/>
+      <w:lvlJc w:val="left"/>
+      <w:pPr>
+        <w:tabs>
+          <w:tab w:val="num" w:pos="5760"/>
+        </w:tabs>
+        <w:ind w:left="5760" w:hanging="360"/>
+      </w:pPr>
+      <w:rPr>
+        <w:rFonts w:ascii="Wingdings" w:hAnsi="Wingdings" w:hint="default"/>
+        <w:sz w:val="20"/>
+      </w:rPr>
+    </w:lvl>
+    <w:lvl w:ilvl="8" w:tentative="1">
+      <w:start w:val="1"/>
+      <w:numFmt w:val="bullet"/>
+      <w:lvlText w:val=""/>
+      <w:lvlJc w:val="left"/>
+      <w:pPr>
+        <w:tabs>
+          <w:tab w:val="num" w:pos="6480"/>
+        </w:tabs>
+        <w:ind w:left="6480" w:hanging="360"/>
+      </w:pPr>
+      <w:rPr>
+        <w:rFonts w:ascii="Wingdings" w:hAnsi="Wingdings" w:hint="default"/>
+        <w:sz w:val="20"/>
+      </w:rPr>
+    </w:lvl>
+  </w:abstractNum>
+  <w:abstractNum w:abstractNumId="3" w15:restartNumberingAfterBreak="0">
+    <w:nsid w:val="3D0B1E3F"/>
+    <w:multiLevelType w:val="multilevel"/>
+    <w:tmpl w:val="09C2D366"/>
+    <w:lvl w:ilvl="0">
+      <w:start w:val="1"/>
+      <w:numFmt w:val="bullet"/>
+      <w:lvlText w:val=""/>
+      <w:lvlJc w:val="left"/>
+      <w:pPr>
+        <w:tabs>
+          <w:tab w:val="num" w:pos="720"/>
+        </w:tabs>
+        <w:ind w:left="720" w:hanging="360"/>
+      </w:pPr>
+      <w:rPr>
+        <w:rFonts w:ascii="Symbol" w:hAnsi="Symbol" w:hint="default"/>
+        <w:sz w:val="20"/>
+      </w:rPr>
+    </w:lvl>
+    <w:lvl w:ilvl="1">
+      <w:start w:val="1"/>
+      <w:numFmt w:val="bullet"/>
+      <w:lvlText w:val="o"/>
+      <w:lvlJc w:val="left"/>
+      <w:pPr>
+        <w:tabs>
+          <w:tab w:val="num" w:pos="1440"/>
+        </w:tabs>
+        <w:ind w:left="1440" w:hanging="360"/>
+      </w:pPr>
+      <w:rPr>
+        <w:rFonts w:ascii="Courier New" w:hAnsi="Courier New" w:hint="default"/>
+        <w:sz w:val="20"/>
+      </w:rPr>
+    </w:lvl>
+    <w:lvl w:ilvl="2" w:tentative="1">
+      <w:start w:val="1"/>
+      <w:numFmt w:val="bullet"/>
+      <w:lvlText w:val=""/>
+      <w:lvlJc w:val="left"/>
+      <w:pPr>
+        <w:tabs>
+          <w:tab w:val="num" w:pos="2160"/>
+        </w:tabs>
+        <w:ind w:left="2160" w:hanging="360"/>
+      </w:pPr>
+      <w:rPr>
+        <w:rFonts w:ascii="Wingdings" w:hAnsi="Wingdings" w:hint="default"/>
+        <w:sz w:val="20"/>
+      </w:rPr>
+    </w:lvl>
+    <w:lvl w:ilvl="3" w:tentative="1">
+      <w:start w:val="1"/>
+      <w:numFmt w:val="bullet"/>
+      <w:lvlText w:val=""/>
+      <w:lvlJc w:val="left"/>
+      <w:pPr>
+        <w:tabs>
+          <w:tab w:val="num" w:pos="2880"/>
+        </w:tabs>
+        <w:ind w:left="2880" w:hanging="360"/>
+      </w:pPr>
+      <w:rPr>
+        <w:rFonts w:ascii="Wingdings" w:hAnsi="Wingdings" w:hint="default"/>
+        <w:sz w:val="20"/>
+      </w:rPr>
+    </w:lvl>
+    <w:lvl w:ilvl="4" w:tentative="1">
+      <w:start w:val="1"/>
+      <w:numFmt w:val="bullet"/>
+      <w:lvlText w:val=""/>
+      <w:lvlJc w:val="left"/>
+      <w:pPr>
+        <w:tabs>
+          <w:tab w:val="num" w:pos="3600"/>
+        </w:tabs>
+        <w:ind w:left="3600" w:hanging="360"/>
+      </w:pPr>
+      <w:rPr>
+        <w:rFonts w:ascii="Wingdings" w:hAnsi="Wingdings" w:hint="default"/>
+        <w:sz w:val="20"/>
+      </w:rPr>
+    </w:lvl>
+    <w:lvl w:ilvl="5" w:tentative="1">
+      <w:start w:val="1"/>
+      <w:numFmt w:val="bullet"/>
+      <w:lvlText w:val=""/>
+      <w:lvlJc w:val="left"/>
+      <w:pPr>
+        <w:tabs>
+          <w:tab w:val="num" w:pos="4320"/>
+        </w:tabs>
+        <w:ind w:left="4320" w:hanging="360"/>
+      </w:pPr>
+      <w:rPr>
+        <w:rFonts w:ascii="Wingdings" w:hAnsi="Wingdings" w:hint="default"/>
+        <w:sz w:val="20"/>
+      </w:rPr>
+    </w:lvl>
+    <w:lvl w:ilvl="6" w:tentative="1">
+      <w:start w:val="1"/>
+      <w:numFmt w:val="bullet"/>
+      <w:lvlText w:val=""/>
+      <w:lvlJc w:val="left"/>
+      <w:pPr>
+        <w:tabs>
+          <w:tab w:val="num" w:pos="5040"/>
+        </w:tabs>
+        <w:ind w:left="5040" w:hanging="360"/>
+      </w:pPr>
+      <w:rPr>
+        <w:rFonts w:ascii="Wingdings" w:hAnsi="Wingdings" w:hint="default"/>
+        <w:sz w:val="20"/>
+      </w:rPr>
+    </w:lvl>
+    <w:lvl w:ilvl="7" w:tentative="1">
+      <w:start w:val="1"/>
+      <w:numFmt w:val="bullet"/>
+      <w:lvlText w:val=""/>
+      <w:lvlJc w:val="left"/>
+      <w:pPr>
+        <w:tabs>
+          <w:tab w:val="num" w:pos="5760"/>
+        </w:tabs>
+        <w:ind w:left="5760" w:hanging="360"/>
+      </w:pPr>
+      <w:rPr>
+        <w:rFonts w:ascii="Wingdings" w:hAnsi="Wingdings" w:hint="default"/>
+        <w:sz w:val="20"/>
+      </w:rPr>
+    </w:lvl>
+    <w:lvl w:ilvl="8" w:tentative="1">
+      <w:start w:val="1"/>
+      <w:numFmt w:val="bullet"/>
+      <w:lvlText w:val=""/>
+      <w:lvlJc w:val="left"/>
+      <w:pPr>
+        <w:tabs>
+          <w:tab w:val="num" w:pos="6480"/>
+        </w:tabs>
+        <w:ind w:left="6480" w:hanging="360"/>
+      </w:pPr>
+      <w:rPr>
+        <w:rFonts w:ascii="Wingdings" w:hAnsi="Wingdings" w:hint="default"/>
+        <w:sz w:val="20"/>
+      </w:rPr>
+    </w:lvl>
+  </w:abstractNum>
+  <w:abstractNum w:abstractNumId="4" w15:restartNumberingAfterBreak="0">
+    <w:nsid w:val="3FCA792F"/>
+    <w:multiLevelType w:val="multilevel"/>
+    <w:tmpl w:val="A06A9ABA"/>
+    <w:lvl w:ilvl="0">
+      <w:start w:val="1"/>
+      <w:numFmt w:val="bullet"/>
+      <w:lvlText w:val=""/>
+      <w:lvlJc w:val="left"/>
+      <w:pPr>
+        <w:tabs>
+          <w:tab w:val="num" w:pos="720"/>
+        </w:tabs>
+        <w:ind w:left="720" w:hanging="360"/>
+      </w:pPr>
+      <w:rPr>
+        <w:rFonts w:ascii="Symbol" w:hAnsi="Symbol" w:hint="default"/>
+        <w:sz w:val="20"/>
+      </w:rPr>
+    </w:lvl>
+    <w:lvl w:ilvl="1" w:tentative="1">
+      <w:start w:val="1"/>
+      <w:numFmt w:val="bullet"/>
+      <w:lvlText w:val="o"/>
+      <w:lvlJc w:val="left"/>
+      <w:pPr>
+        <w:tabs>
+          <w:tab w:val="num" w:pos="1440"/>
+        </w:tabs>
+        <w:ind w:left="1440" w:hanging="360"/>
+      </w:pPr>
+      <w:rPr>
+        <w:rFonts w:ascii="Courier New" w:hAnsi="Courier New" w:hint="default"/>
+        <w:sz w:val="20"/>
+      </w:rPr>
+    </w:lvl>
+    <w:lvl w:ilvl="2" w:tentative="1">
+      <w:start w:val="1"/>
+      <w:numFmt w:val="bullet"/>
+      <w:lvlText w:val=""/>
+      <w:lvlJc w:val="left"/>
+      <w:pPr>
+        <w:tabs>
+          <w:tab w:val="num" w:pos="2160"/>
+        </w:tabs>
+        <w:ind w:left="2160" w:hanging="360"/>
+      </w:pPr>
+      <w:rPr>
+        <w:rFonts w:ascii="Wingdings" w:hAnsi="Wingdings" w:hint="default"/>
+        <w:sz w:val="20"/>
+      </w:rPr>
+    </w:lvl>
+    <w:lvl w:ilvl="3" w:tentative="1">
+      <w:start w:val="1"/>
+      <w:numFmt w:val="bullet"/>
+      <w:lvlText w:val=""/>
+      <w:lvlJc w:val="left"/>
+      <w:pPr>
+        <w:tabs>
+          <w:tab w:val="num" w:pos="2880"/>
+        </w:tabs>
+        <w:ind w:left="2880" w:hanging="360"/>
+      </w:pPr>
+      <w:rPr>
+        <w:rFonts w:ascii="Wingdings" w:hAnsi="Wingdings" w:hint="default"/>
+        <w:sz w:val="20"/>
+      </w:rPr>
+    </w:lvl>
+    <w:lvl w:ilvl="4" w:tentative="1">
+      <w:start w:val="1"/>
+      <w:numFmt w:val="bullet"/>
+      <w:lvlText w:val=""/>
+      <w:lvlJc w:val="left"/>
+      <w:pPr>
+        <w:tabs>
+          <w:tab w:val="num" w:pos="3600"/>
+        </w:tabs>
+        <w:ind w:left="3600" w:hanging="360"/>
+      </w:pPr>
+      <w:rPr>
+        <w:rFonts w:ascii="Wingdings" w:hAnsi="Wingdings" w:hint="default"/>
+        <w:sz w:val="20"/>
+      </w:rPr>
+    </w:lvl>
+    <w:lvl w:ilvl="5" w:tentative="1">
+      <w:start w:val="1"/>
+      <w:numFmt w:val="bullet"/>
+      <w:lvlText w:val=""/>
+      <w:lvlJc w:val="left"/>
+      <w:pPr>
+        <w:tabs>
+          <w:tab w:val="num" w:pos="4320"/>
+        </w:tabs>
+        <w:ind w:left="4320" w:hanging="360"/>
+      </w:pPr>
+      <w:rPr>
+        <w:rFonts w:ascii="Wingdings" w:hAnsi="Wingdings" w:hint="default"/>
+        <w:sz w:val="20"/>
+      </w:rPr>
+    </w:lvl>
+    <w:lvl w:ilvl="6" w:tentative="1">
+      <w:start w:val="1"/>
+      <w:numFmt w:val="bullet"/>
+      <w:lvlText w:val=""/>
+      <w:lvlJc w:val="left"/>
+      <w:pPr>
+        <w:tabs>
+          <w:tab w:val="num" w:pos="5040"/>
+        </w:tabs>
+        <w:ind w:left="5040" w:hanging="360"/>
+      </w:pPr>
+      <w:rPr>
+        <w:rFonts w:ascii="Wingdings" w:hAnsi="Wingdings" w:hint="default"/>
+        <w:sz w:val="20"/>
+      </w:rPr>
+    </w:lvl>
+    <w:lvl w:ilvl="7" w:tentative="1">
+      <w:start w:val="1"/>
+      <w:numFmt w:val="bullet"/>
+      <w:lvlText w:val=""/>
+      <w:lvlJc w:val="left"/>
+      <w:pPr>
+        <w:tabs>
+          <w:tab w:val="num" w:pos="5760"/>
+        </w:tabs>
+        <w:ind w:left="5760" w:hanging="360"/>
+      </w:pPr>
+      <w:rPr>
+        <w:rFonts w:ascii="Wingdings" w:hAnsi="Wingdings" w:hint="default"/>
+        <w:sz w:val="20"/>
+      </w:rPr>
+    </w:lvl>
+    <w:lvl w:ilvl="8" w:tentative="1">
+      <w:start w:val="1"/>
+      <w:numFmt w:val="bullet"/>
+      <w:lvlText w:val=""/>
+      <w:lvlJc w:val="left"/>
+      <w:pPr>
+        <w:tabs>
+          <w:tab w:val="num" w:pos="6480"/>
+        </w:tabs>
+        <w:ind w:left="6480" w:hanging="360"/>
+      </w:pPr>
+      <w:rPr>
+        <w:rFonts w:ascii="Wingdings" w:hAnsi="Wingdings" w:hint="default"/>
+        <w:sz w:val="20"/>
+      </w:rPr>
+    </w:lvl>
+  </w:abstractNum>
+  <w:abstractNum w:abstractNumId="5" w15:restartNumberingAfterBreak="0">
+    <w:nsid w:val="45173804"/>
+    <w:multiLevelType w:val="multilevel"/>
+    <w:tmpl w:val="6024B5A8"/>
+    <w:lvl w:ilvl="0">
+      <w:start w:val="1"/>
+      <w:numFmt w:val="bullet"/>
+      <w:lvlText w:val=""/>
+      <w:lvlJc w:val="left"/>
+      <w:pPr>
+        <w:tabs>
+          <w:tab w:val="num" w:pos="720"/>
+        </w:tabs>
+        <w:ind w:left="720" w:hanging="360"/>
+      </w:pPr>
+      <w:rPr>
+        <w:rFonts w:ascii="Symbol" w:hAnsi="Symbol" w:hint="default"/>
+        <w:sz w:val="20"/>
+      </w:rPr>
+    </w:lvl>
+    <w:lvl w:ilvl="1">
+      <w:start w:val="1"/>
+      <w:numFmt w:val="bullet"/>
+      <w:lvlText w:val="o"/>
+      <w:lvlJc w:val="left"/>
+      <w:pPr>
+        <w:tabs>
+          <w:tab w:val="num" w:pos="1440"/>
+        </w:tabs>
+        <w:ind w:left="1440" w:hanging="360"/>
+      </w:pPr>
+      <w:rPr>
+        <w:rFonts w:ascii="Courier New" w:hAnsi="Courier New" w:hint="default"/>
+        <w:sz w:val="20"/>
+      </w:rPr>
+    </w:lvl>
+    <w:lvl w:ilvl="2" w:tentative="1">
+      <w:start w:val="1"/>
+      <w:numFmt w:val="bullet"/>
+      <w:lvlText w:val=""/>
+      <w:lvlJc w:val="left"/>
+      <w:pPr>
+        <w:tabs>
+          <w:tab w:val="num" w:pos="2160"/>
+        </w:tabs>
+        <w:ind w:left="2160" w:hanging="360"/>
+      </w:pPr>
+      <w:rPr>
+        <w:rFonts w:ascii="Wingdings" w:hAnsi="Wingdings" w:hint="default"/>
+        <w:sz w:val="20"/>
+      </w:rPr>
+    </w:lvl>
+    <w:lvl w:ilvl="3" w:tentative="1">
+      <w:start w:val="1"/>
+      <w:numFmt w:val="bullet"/>
+      <w:lvlText w:val=""/>
+      <w:lvlJc w:val="left"/>
+      <w:pPr>
+        <w:tabs>
+          <w:tab w:val="num" w:pos="2880"/>
+        </w:tabs>
+        <w:ind w:left="2880" w:hanging="360"/>
+      </w:pPr>
+      <w:rPr>
+        <w:rFonts w:ascii="Wingdings" w:hAnsi="Wingdings" w:hint="default"/>
+        <w:sz w:val="20"/>
+      </w:rPr>
+    </w:lvl>
+    <w:lvl w:ilvl="4" w:tentative="1">
+      <w:start w:val="1"/>
+      <w:numFmt w:val="bullet"/>
+      <w:lvlText w:val=""/>
+      <w:lvlJc w:val="left"/>
+      <w:pPr>
+        <w:tabs>
+          <w:tab w:val="num" w:pos="3600"/>
+        </w:tabs>
+        <w:ind w:left="3600" w:hanging="360"/>
+      </w:pPr>
+      <w:rPr>
+        <w:rFonts w:ascii="Wingdings" w:hAnsi="Wingdings" w:hint="default"/>
+        <w:sz w:val="20"/>
+      </w:rPr>
+    </w:lvl>
+    <w:lvl w:ilvl="5" w:tentative="1">
+      <w:start w:val="1"/>
+      <w:numFmt w:val="bullet"/>
+      <w:lvlText w:val=""/>
+      <w:lvlJc w:val="left"/>
+      <w:pPr>
+        <w:tabs>
+          <w:tab w:val="num" w:pos="4320"/>
+        </w:tabs>
+        <w:ind w:left="4320" w:hanging="360"/>
+      </w:pPr>
+      <w:rPr>
+        <w:rFonts w:ascii="Wingdings" w:hAnsi="Wingdings" w:hint="default"/>
+        <w:sz w:val="20"/>
+      </w:rPr>
+    </w:lvl>
+    <w:lvl w:ilvl="6" w:tentative="1">
+      <w:start w:val="1"/>
+      <w:numFmt w:val="bullet"/>
+      <w:lvlText w:val=""/>
+      <w:lvlJc w:val="left"/>
+      <w:pPr>
+        <w:tabs>
+          <w:tab w:val="num" w:pos="5040"/>
+        </w:tabs>
+        <w:ind w:left="5040" w:hanging="360"/>
+      </w:pPr>
+      <w:rPr>
+        <w:rFonts w:ascii="Wingdings" w:hAnsi="Wingdings" w:hint="default"/>
+        <w:sz w:val="20"/>
+      </w:rPr>
+    </w:lvl>
+    <w:lvl w:ilvl="7" w:tentative="1">
+      <w:start w:val="1"/>
+      <w:numFmt w:val="bullet"/>
+      <w:lvlText w:val=""/>
+      <w:lvlJc w:val="left"/>
+      <w:pPr>
+        <w:tabs>
+          <w:tab w:val="num" w:pos="5760"/>
+        </w:tabs>
+        <w:ind w:left="5760" w:hanging="360"/>
+      </w:pPr>
+      <w:rPr>
+        <w:rFonts w:ascii="Wingdings" w:hAnsi="Wingdings" w:hint="default"/>
+        <w:sz w:val="20"/>
+      </w:rPr>
+    </w:lvl>
+    <w:lvl w:ilvl="8" w:tentative="1">
+      <w:start w:val="1"/>
+      <w:numFmt w:val="bullet"/>
+      <w:lvlText w:val=""/>
+      <w:lvlJc w:val="left"/>
+      <w:pPr>
+        <w:tabs>
+          <w:tab w:val="num" w:pos="6480"/>
+        </w:tabs>
+        <w:ind w:left="6480" w:hanging="360"/>
+      </w:pPr>
+      <w:rPr>
+        <w:rFonts w:ascii="Wingdings" w:hAnsi="Wingdings" w:hint="default"/>
+        <w:sz w:val="20"/>
+      </w:rPr>
+    </w:lvl>
+  </w:abstractNum>
+  <w:abstractNum w:abstractNumId="6" w15:restartNumberingAfterBreak="0">
+    <w:nsid w:val="5EDF52C5"/>
+    <w:multiLevelType w:val="multilevel"/>
+    <w:tmpl w:val="1060AD9E"/>
+    <w:lvl w:ilvl="0">
+      <w:start w:val="1"/>
+      <w:numFmt w:val="bullet"/>
+      <w:lvlText w:val=""/>
+      <w:lvlJc w:val="left"/>
+      <w:pPr>
+        <w:tabs>
+          <w:tab w:val="num" w:pos="720"/>
+        </w:tabs>
+        <w:ind w:left="720" w:hanging="360"/>
+      </w:pPr>
+      <w:rPr>
+        <w:rFonts w:ascii="Symbol" w:hAnsi="Symbol" w:hint="default"/>
+        <w:sz w:val="20"/>
+      </w:rPr>
+    </w:lvl>
+    <w:lvl w:ilvl="1" w:tentative="1">
+      <w:start w:val="1"/>
+      <w:numFmt w:val="bullet"/>
+      <w:lvlText w:val="o"/>
+      <w:lvlJc w:val="left"/>
+      <w:pPr>
+        <w:tabs>
+          <w:tab w:val="num" w:pos="1440"/>
+        </w:tabs>
+        <w:ind w:left="1440" w:hanging="360"/>
+      </w:pPr>
+      <w:rPr>
+        <w:rFonts w:ascii="Courier New" w:hAnsi="Courier New" w:hint="default"/>
+        <w:sz w:val="20"/>
+      </w:rPr>
+    </w:lvl>
+    <w:lvl w:ilvl="2" w:tentative="1">
+      <w:start w:val="1"/>
+      <w:numFmt w:val="bullet"/>
+      <w:lvlText w:val=""/>
+      <w:lvlJc w:val="left"/>
+      <w:pPr>
+        <w:tabs>
+          <w:tab w:val="num" w:pos="2160"/>
+        </w:tabs>
+        <w:ind w:left="2160" w:hanging="360"/>
+      </w:pPr>
+      <w:rPr>
+        <w:rFonts w:ascii="Wingdings" w:hAnsi="Wingdings" w:hint="default"/>
+        <w:sz w:val="20"/>
+      </w:rPr>
+    </w:lvl>
+    <w:lvl w:ilvl="3" w:tentative="1">
+      <w:start w:val="1"/>
+      <w:numFmt w:val="bullet"/>
+      <w:lvlText w:val=""/>
+      <w:lvlJc w:val="left"/>
+      <w:pPr>
+        <w:tabs>
+          <w:tab w:val="num" w:pos="2880"/>
+        </w:tabs>
+        <w:ind w:left="2880" w:hanging="360"/>
+      </w:pPr>
+      <w:rPr>
+        <w:rFonts w:ascii="Wingdings" w:hAnsi="Wingdings" w:hint="default"/>
+        <w:sz w:val="20"/>
+      </w:rPr>
+    </w:lvl>
+    <w:lvl w:ilvl="4" w:tentative="1">
+      <w:start w:val="1"/>
+      <w:numFmt w:val="bullet"/>
+      <w:lvlText w:val=""/>
+      <w:lvlJc w:val="left"/>
+      <w:pPr>
+        <w:tabs>
+          <w:tab w:val="num" w:pos="3600"/>
+        </w:tabs>
+        <w:ind w:left="3600" w:hanging="360"/>
+      </w:pPr>
+      <w:rPr>
+        <w:rFonts w:ascii="Wingdings" w:hAnsi="Wingdings" w:hint="default"/>
+        <w:sz w:val="20"/>
+      </w:rPr>
+    </w:lvl>
+    <w:lvl w:ilvl="5" w:tentative="1">
+      <w:start w:val="1"/>
+      <w:numFmt w:val="bullet"/>
+      <w:lvlText w:val=""/>
+      <w:lvlJc w:val="left"/>
+      <w:pPr>
+        <w:tabs>
+          <w:tab w:val="num" w:pos="4320"/>
+        </w:tabs>
+        <w:ind w:left="4320" w:hanging="360"/>
+      </w:pPr>
+      <w:rPr>
+        <w:rFonts w:ascii="Wingdings" w:hAnsi="Wingdings" w:hint="default"/>
+        <w:sz w:val="20"/>
+      </w:rPr>
+    </w:lvl>
+    <w:lvl w:ilvl="6" w:tentative="1">
+      <w:start w:val="1"/>
+      <w:numFmt w:val="bullet"/>
+      <w:lvlText w:val=""/>
+      <w:lvlJc w:val="left"/>
+      <w:pPr>
+        <w:tabs>
+          <w:tab w:val="num" w:pos="5040"/>
+        </w:tabs>
+        <w:ind w:left="5040" w:hanging="360"/>
+      </w:pPr>
+      <w:rPr>
+        <w:rFonts w:ascii="Wingdings" w:hAnsi="Wingdings" w:hint="default"/>
+        <w:sz w:val="20"/>
+      </w:rPr>
+    </w:lvl>
+    <w:lvl w:ilvl="7" w:tentative="1">
+      <w:start w:val="1"/>
+      <w:numFmt w:val="bullet"/>
+      <w:lvlText w:val=""/>
+      <w:lvlJc w:val="left"/>
+      <w:pPr>
+        <w:tabs>
+          <w:tab w:val="num" w:pos="5760"/>
+        </w:tabs>
+        <w:ind w:left="5760" w:hanging="360"/>
+      </w:pPr>
+      <w:rPr>
+        <w:rFonts w:ascii="Wingdings" w:hAnsi="Wingdings" w:hint="default"/>
+        <w:sz w:val="20"/>
+      </w:rPr>
+    </w:lvl>
+    <w:lvl w:ilvl="8" w:tentative="1">
+      <w:start w:val="1"/>
+      <w:numFmt w:val="bullet"/>
+      <w:lvlText w:val=""/>
+      <w:lvlJc w:val="left"/>
+      <w:pPr>
+        <w:tabs>
+          <w:tab w:val="num" w:pos="6480"/>
+        </w:tabs>
+        <w:ind w:left="6480" w:hanging="360"/>
+      </w:pPr>
+      <w:rPr>
+        <w:rFonts w:ascii="Wingdings" w:hAnsi="Wingdings" w:hint="default"/>
+        <w:sz w:val="20"/>
+      </w:rPr>
+    </w:lvl>
+  </w:abstractNum>
+  <w:abstractNum w:abstractNumId="7" w15:restartNumberingAfterBreak="0">
+    <w:nsid w:val="6502403B"/>
+    <w:multiLevelType w:val="multilevel"/>
+    <w:tmpl w:val="A4560DFA"/>
+    <w:lvl w:ilvl="0">
+      <w:start w:val="1"/>
+      <w:numFmt w:val="bullet"/>
+      <w:lvlText w:val=""/>
+      <w:lvlJc w:val="left"/>
+      <w:pPr>
+        <w:tabs>
+          <w:tab w:val="num" w:pos="720"/>
+        </w:tabs>
+        <w:ind w:left="720" w:hanging="360"/>
+      </w:pPr>
+      <w:rPr>
+        <w:rFonts w:ascii="Symbol" w:hAnsi="Symbol" w:hint="default"/>
+        <w:sz w:val="20"/>
+      </w:rPr>
+    </w:lvl>
+    <w:lvl w:ilvl="1" w:tentative="1">
+      <w:start w:val="1"/>
+      <w:numFmt w:val="bullet"/>
+      <w:lvlText w:val="o"/>
+      <w:lvlJc w:val="left"/>
+      <w:pPr>
+        <w:tabs>
+          <w:tab w:val="num" w:pos="1440"/>
+        </w:tabs>
+        <w:ind w:left="1440" w:hanging="360"/>
+      </w:pPr>
+      <w:rPr>
+        <w:rFonts w:ascii="Courier New" w:hAnsi="Courier New" w:hint="default"/>
+        <w:sz w:val="20"/>
+      </w:rPr>
+    </w:lvl>
+    <w:lvl w:ilvl="2" w:tentative="1">
+      <w:start w:val="1"/>
+      <w:numFmt w:val="bullet"/>
+      <w:lvlText w:val=""/>
+      <w:lvlJc w:val="left"/>
+      <w:pPr>
+        <w:tabs>
+          <w:tab w:val="num" w:pos="2160"/>
+        </w:tabs>
+        <w:ind w:left="2160" w:hanging="360"/>
+      </w:pPr>
+      <w:rPr>
+        <w:rFonts w:ascii="Wingdings" w:hAnsi="Wingdings" w:hint="default"/>
+        <w:sz w:val="20"/>
+      </w:rPr>
+    </w:lvl>
+    <w:lvl w:ilvl="3" w:tentative="1">
+      <w:start w:val="1"/>
+      <w:numFmt w:val="bullet"/>
+      <w:lvlText w:val=""/>
+      <w:lvlJc w:val="left"/>
+      <w:pPr>
+        <w:tabs>
+          <w:tab w:val="num" w:pos="2880"/>
+        </w:tabs>
+        <w:ind w:left="2880" w:hanging="360"/>
+      </w:pPr>
+      <w:rPr>
+        <w:rFonts w:ascii="Wingdings" w:hAnsi="Wingdings" w:hint="default"/>
+        <w:sz w:val="20"/>
+      </w:rPr>
+    </w:lvl>
+    <w:lvl w:ilvl="4" w:tentative="1">
+      <w:start w:val="1"/>
+      <w:numFmt w:val="bullet"/>
+      <w:lvlText w:val=""/>
+      <w:lvlJc w:val="left"/>
+      <w:pPr>
+        <w:tabs>
+          <w:tab w:val="num" w:pos="3600"/>
+        </w:tabs>
+        <w:ind w:left="3600" w:hanging="360"/>
+      </w:pPr>
+      <w:rPr>
+        <w:rFonts w:ascii="Wingdings" w:hAnsi="Wingdings" w:hint="default"/>
+        <w:sz w:val="20"/>
+      </w:rPr>
+    </w:lvl>
+    <w:lvl w:ilvl="5" w:tentative="1">
+      <w:start w:val="1"/>
+      <w:numFmt w:val="bullet"/>
+      <w:lvlText w:val=""/>
+      <w:lvlJc w:val="left"/>
+      <w:pPr>
+        <w:tabs>
+          <w:tab w:val="num" w:pos="4320"/>
+        </w:tabs>
+        <w:ind w:left="4320" w:hanging="360"/>
+      </w:pPr>
+      <w:rPr>
+        <w:rFonts w:ascii="Wingdings" w:hAnsi="Wingdings" w:hint="default"/>
+        <w:sz w:val="20"/>
+      </w:rPr>
+    </w:lvl>
+    <w:lvl w:ilvl="6" w:tentative="1">
+      <w:start w:val="1"/>
+      <w:numFmt w:val="bullet"/>
+      <w:lvlText w:val=""/>
+      <w:lvlJc w:val="left"/>
+      <w:pPr>
+        <w:tabs>
+          <w:tab w:val="num" w:pos="5040"/>
+        </w:tabs>
+        <w:ind w:left="5040" w:hanging="360"/>
+      </w:pPr>
+      <w:rPr>
+        <w:rFonts w:ascii="Wingdings" w:hAnsi="Wingdings" w:hint="default"/>
+        <w:sz w:val="20"/>
+      </w:rPr>
+    </w:lvl>
+    <w:lvl w:ilvl="7" w:tentative="1">
+      <w:start w:val="1"/>
+      <w:numFmt w:val="bullet"/>
+      <w:lvlText w:val=""/>
+      <w:lvlJc w:val="left"/>
+      <w:pPr>
+        <w:tabs>
+          <w:tab w:val="num" w:pos="5760"/>
+        </w:tabs>
+        <w:ind w:left="5760" w:hanging="360"/>
+      </w:pPr>
+      <w:rPr>
+        <w:rFonts w:ascii="Wingdings" w:hAnsi="Wingdings" w:hint="default"/>
+        <w:sz w:val="20"/>
+      </w:rPr>
+    </w:lvl>
+    <w:lvl w:ilvl="8" w:tentative="1">
+      <w:start w:val="1"/>
+      <w:numFmt w:val="bullet"/>
+      <w:lvlText w:val=""/>
+      <w:lvlJc w:val="left"/>
+      <w:pPr>
+        <w:tabs>
+          <w:tab w:val="num" w:pos="6480"/>
+        </w:tabs>
+        <w:ind w:left="6480" w:hanging="360"/>
+      </w:pPr>
+      <w:rPr>
+        <w:rFonts w:ascii="Wingdings" w:hAnsi="Wingdings" w:hint="default"/>
+        <w:sz w:val="20"/>
+      </w:rPr>
+    </w:lvl>
+  </w:abstractNum>
+  <w:abstractNum w:abstractNumId="8" w15:restartNumberingAfterBreak="0">
+    <w:nsid w:val="7F315BF4"/>
+    <w:multiLevelType w:val="multilevel"/>
+    <w:tmpl w:val="CE9817EE"/>
+    <w:lvl w:ilvl="0">
+      <w:start w:val="1"/>
+      <w:numFmt w:val="bullet"/>
+      <w:lvlText w:val=""/>
+      <w:lvlJc w:val="left"/>
+      <w:pPr>
+        <w:tabs>
+          <w:tab w:val="num" w:pos="720"/>
+        </w:tabs>
+        <w:ind w:left="720" w:hanging="360"/>
+      </w:pPr>
+      <w:rPr>
+        <w:rFonts w:ascii="Symbol" w:hAnsi="Symbol" w:hint="default"/>
+        <w:sz w:val="20"/>
+      </w:rPr>
+    </w:lvl>
+    <w:lvl w:ilvl="1" w:tentative="1">
+      <w:start w:val="1"/>
+      <w:numFmt w:val="bullet"/>
+      <w:lvlText w:val="o"/>
+      <w:lvlJc w:val="left"/>
+      <w:pPr>
+        <w:tabs>
+          <w:tab w:val="num" w:pos="1440"/>
+        </w:tabs>
+        <w:ind w:left="1440" w:hanging="360"/>
+      </w:pPr>
+      <w:rPr>
+        <w:rFonts w:ascii="Courier New" w:hAnsi="Courier New" w:hint="default"/>
+        <w:sz w:val="20"/>
+      </w:rPr>
+    </w:lvl>
+    <w:lvl w:ilvl="2" w:tentative="1">
+      <w:start w:val="1"/>
+      <w:numFmt w:val="bullet"/>
+      <w:lvlText w:val=""/>
+      <w:lvlJc w:val="left"/>
+      <w:pPr>
+        <w:tabs>
+          <w:tab w:val="num" w:pos="2160"/>
+        </w:tabs>
+        <w:ind w:left="2160" w:hanging="360"/>
+      </w:pPr>
+      <w:rPr>
+        <w:rFonts w:ascii="Wingdings" w:hAnsi="Wingdings" w:hint="default"/>
+        <w:sz w:val="20"/>
+      </w:rPr>
+    </w:lvl>
+    <w:lvl w:ilvl="3" w:tentative="1">
+      <w:start w:val="1"/>
+      <w:numFmt w:val="bullet"/>
+      <w:lvlText w:val=""/>
+      <w:lvlJc w:val="left"/>
+      <w:pPr>
+        <w:tabs>
+          <w:tab w:val="num" w:pos="2880"/>
+        </w:tabs>
+        <w:ind w:left="2880" w:hanging="360"/>
+      </w:pPr>
+      <w:rPr>
+        <w:rFonts w:ascii="Wingdings" w:hAnsi="Wingdings" w:hint="default"/>
+        <w:sz w:val="20"/>
+      </w:rPr>
+    </w:lvl>
+    <w:lvl w:ilvl="4" w:tentative="1">
+      <w:start w:val="1"/>
+      <w:numFmt w:val="bullet"/>
+      <w:lvlText w:val=""/>
+      <w:lvlJc w:val="left"/>
+      <w:pPr>
+        <w:tabs>
+          <w:tab w:val="num" w:pos="3600"/>
+        </w:tabs>
+        <w:ind w:left="3600" w:hanging="360"/>
+      </w:pPr>
+      <w:rPr>
+        <w:rFonts w:ascii="Wingdings" w:hAnsi="Wingdings" w:hint="default"/>
+        <w:sz w:val="20"/>
+      </w:rPr>
+    </w:lvl>
+    <w:lvl w:ilvl="5" w:tentative="1">
+      <w:start w:val="1"/>
+      <w:numFmt w:val="bullet"/>
+      <w:lvlText w:val=""/>
+      <w:lvlJc w:val="left"/>
+      <w:pPr>
+        <w:tabs>
+          <w:tab w:val="num" w:pos="4320"/>
+        </w:tabs>
+        <w:ind w:left="4320" w:hanging="360"/>
+      </w:pPr>
+      <w:rPr>
+        <w:rFonts w:ascii="Wingdings" w:hAnsi="Wingdings" w:hint="default"/>
+        <w:sz w:val="20"/>
+      </w:rPr>
+    </w:lvl>
+    <w:lvl w:ilvl="6" w:tentative="1">
+      <w:start w:val="1"/>
+      <w:numFmt w:val="bullet"/>
+      <w:lvlText w:val=""/>
+      <w:lvlJc w:val="left"/>
+      <w:pPr>
+        <w:tabs>
+          <w:tab w:val="num" w:pos="5040"/>
+        </w:tabs>
+        <w:ind w:left="5040" w:hanging="360"/>
+      </w:pPr>
+      <w:rPr>
+        <w:rFonts w:ascii="Wingdings" w:hAnsi="Wingdings" w:hint="default"/>
+        <w:sz w:val="20"/>
+      </w:rPr>
+    </w:lvl>
+    <w:lvl w:ilvl="7" w:tentative="1">
+      <w:start w:val="1"/>
+      <w:numFmt w:val="bullet"/>
+      <w:lvlText w:val=""/>
+      <w:lvlJc w:val="left"/>
+      <w:pPr>
+        <w:tabs>
+          <w:tab w:val="num" w:pos="5760"/>
+        </w:tabs>
+        <w:ind w:left="5760" w:hanging="360"/>
+      </w:pPr>
+      <w:rPr>
+        <w:rFonts w:ascii="Wingdings" w:hAnsi="Wingdings" w:hint="default"/>
+        <w:sz w:val="20"/>
+      </w:rPr>
+    </w:lvl>
+    <w:lvl w:ilvl="8" w:tentative="1">
+      <w:start w:val="1"/>
+      <w:numFmt w:val="bullet"/>
+      <w:lvlText w:val=""/>
+      <w:lvlJc w:val="left"/>
+      <w:pPr>
+        <w:tabs>
+          <w:tab w:val="num" w:pos="6480"/>
+        </w:tabs>
+        <w:ind w:left="6480" w:hanging="360"/>
+      </w:pPr>
+      <w:rPr>
+        <w:rFonts w:ascii="Wingdings" w:hAnsi="Wingdings" w:hint="default"/>
+        <w:sz w:val="20"/>
+      </w:rPr>
+    </w:lvl>
+  </w:abstractNum>
+  <w:num w:numId="1" w16cid:durableId="1339189316">
+    <w:abstractNumId w:val="5"/>
+  </w:num>
+  <w:num w:numId="2" w16cid:durableId="1247305257">
+    <w:abstractNumId w:val="3"/>
+  </w:num>
+  <w:num w:numId="3" w16cid:durableId="1055852919">
+    <w:abstractNumId w:val="0"/>
+  </w:num>
+  <w:num w:numId="4" w16cid:durableId="807894206">
+    <w:abstractNumId w:val="2"/>
+  </w:num>
+  <w:num w:numId="5" w16cid:durableId="340592921">
+    <w:abstractNumId w:val="6"/>
+  </w:num>
+  <w:num w:numId="6" w16cid:durableId="1238250181">
+    <w:abstractNumId w:val="1"/>
+  </w:num>
+  <w:num w:numId="7" w16cid:durableId="775641756">
+    <w:abstractNumId w:val="8"/>
+  </w:num>
+  <w:num w:numId="8" w16cid:durableId="1267498243">
+    <w:abstractNumId w:val="7"/>
+  </w:num>
+  <w:num w:numId="9" w16cid:durableId="856045266">
+    <w:abstractNumId w:val="4"/>
+  </w:num>
+</w:numbering>
 </file>
 
 <file path=word/styles.xml><?xml version="1.0" encoding="utf-8"?>
